--- a/PUBLISHED/biol-8/ALL_FILES/module-17-evolution-questions.docx
+++ b/PUBLISHED/biol-8/ALL_FILES/module-17-evolution-questions.docx
@@ -3,8 +3,353 @@
 <w:document xmlns:wpc="http://schemas.microsoft.com/office/word/2010/wordprocessingCanvas" xmlns:mo="http://schemas.microsoft.com/office/mac/office/2008/main" xmlns:mc="http://schemas.openxmlformats.org/markup-compatibility/2006" xmlns:mv="urn:schemas-microsoft-com:mac:vml" xmlns:o="urn:schemas-microsoft-com:office:office" xmlns:r="http://schemas.openxmlformats.org/officeDocument/2006/relationships" xmlns:m="http://schemas.openxmlformats.org/officeDocument/2006/math" xmlns:v="urn:schemas-microsoft-com:vml" xmlns:wp14="http://schemas.microsoft.com/office/word/2010/wordprocessingDrawing" xmlns:wp="http://schemas.openxmlformats.org/drawingml/2006/wordprocessingDrawing" xmlns:w10="urn:schemas-microsoft-com:office:word" xmlns:w="http://schemas.openxmlformats.org/wordprocessingml/2006/main" xmlns:w14="http://schemas.microsoft.com/office/word/2010/wordml" xmlns:wpg="http://schemas.microsoft.com/office/word/2010/wordprocessingGroup" xmlns:wpi="http://schemas.microsoft.com/office/word/2010/wordprocessingInk" xmlns:wne="http://schemas.microsoft.com/office/word/2006/wordml" xmlns:wps="http://schemas.microsoft.com/office/word/2010/wordprocessingShape" mc:Ignorable="w14 wp14">
   <w:body>
     <w:p>
+      <w:pPr>
+        <w:pStyle w:val="Heading1"/>
+      </w:pPr>
       <w:r>
         <w:t>Module 17: Evolution — Study Questions</w:t>
+      </w:r>
+    </w:p>
+    <w:p>
+      <w:r>
+        <w:t xml:space="preserve">1. </w:t>
+      </w:r>
+      <w:r>
+        <w:t>How did Charles Darwin's observations on the Galapagos Islands influence his work?</w:t>
+      </w:r>
+    </w:p>
+    <w:p>
+      <w:r>
+        <w:t xml:space="preserve">2. </w:t>
+      </w:r>
+      <w:r>
+        <w:t xml:space="preserve">Define </w:t>
+      </w:r>
+      <w:r>
+        <w:rPr>
+          <w:b/>
+        </w:rPr>
+        <w:t>Natural Selection</w:t>
+      </w:r>
+      <w:r>
+        <w:t xml:space="preserve"> and explain its three core requirements: </w:t>
+      </w:r>
+      <w:r>
+        <w:rPr>
+          <w:b/>
+        </w:rPr>
+        <w:t>Variation</w:t>
+      </w:r>
+      <w:r>
+        <w:t xml:space="preserve">, </w:t>
+      </w:r>
+      <w:r>
+        <w:rPr>
+          <w:b/>
+        </w:rPr>
+        <w:t>Inheritance</w:t>
+      </w:r>
+      <w:r>
+        <w:t xml:space="preserve">, and </w:t>
+      </w:r>
+      <w:r>
+        <w:rPr>
+          <w:b/>
+        </w:rPr>
+        <w:t>Differential Reproductive Success</w:t>
+      </w:r>
+      <w:r>
+        <w:t>.</w:t>
+      </w:r>
+    </w:p>
+    <w:p>
+      <w:r>
+        <w:t xml:space="preserve">3. </w:t>
+      </w:r>
+      <w:r>
+        <w:t xml:space="preserve">Explain the concept of </w:t>
+      </w:r>
+      <w:r>
+        <w:rPr>
+          <w:b/>
+        </w:rPr>
+        <w:t>Fitness</w:t>
+      </w:r>
+      <w:r>
+        <w:t xml:space="preserve"> in an evolutionary context.</w:t>
+      </w:r>
+    </w:p>
+    <w:p>
+      <w:r>
+        <w:t xml:space="preserve">4. </w:t>
+      </w:r>
+      <w:r>
+        <w:t xml:space="preserve">Compare </w:t>
+      </w:r>
+      <w:r>
+        <w:rPr>
+          <w:b/>
+        </w:rPr>
+        <w:t>Natural Selection</w:t>
+      </w:r>
+      <w:r>
+        <w:t xml:space="preserve"> with </w:t>
+      </w:r>
+      <w:r>
+        <w:rPr>
+          <w:b/>
+        </w:rPr>
+        <w:t>Artificial Selection</w:t>
+      </w:r>
+      <w:r>
+        <w:t xml:space="preserve"> (e.g., Selective Breeding).</w:t>
+      </w:r>
+    </w:p>
+    <w:p>
+      <w:r>
+        <w:t xml:space="preserve">5. </w:t>
+      </w:r>
+      <w:r>
+        <w:t xml:space="preserve">What is an </w:t>
+      </w:r>
+      <w:r>
+        <w:rPr>
+          <w:b/>
+        </w:rPr>
+        <w:t>Adaptation</w:t>
+      </w:r>
+      <w:r>
+        <w:t>, and how does it arise in a population?</w:t>
+      </w:r>
+    </w:p>
+    <w:p>
+      <w:r>
+        <w:t xml:space="preserve">6. </w:t>
+      </w:r>
+      <w:r>
+        <w:t xml:space="preserve">Explain how </w:t>
+      </w:r>
+      <w:r>
+        <w:rPr>
+          <w:b/>
+        </w:rPr>
+        <w:t>Fossil Records</w:t>
+      </w:r>
+      <w:r>
+        <w:t xml:space="preserve"> provide evidence for evolution.</w:t>
+      </w:r>
+    </w:p>
+    <w:p>
+      <w:r>
+        <w:t xml:space="preserve">7. </w:t>
+      </w:r>
+      <w:r>
+        <w:t xml:space="preserve">What are </w:t>
+      </w:r>
+      <w:r>
+        <w:rPr>
+          <w:b/>
+        </w:rPr>
+        <w:t>Homologous Structures</w:t>
+      </w:r>
+      <w:r>
+        <w:t xml:space="preserve">, and how do they differ from </w:t>
+      </w:r>
+      <w:r>
+        <w:rPr>
+          <w:b/>
+        </w:rPr>
+        <w:t>Analogous Structures</w:t>
+      </w:r>
+      <w:r>
+        <w:t>?</w:t>
+      </w:r>
+    </w:p>
+    <w:p>
+      <w:r>
+        <w:t xml:space="preserve">8. </w:t>
+      </w:r>
+      <w:r>
+        <w:t xml:space="preserve">Define </w:t>
+      </w:r>
+      <w:r>
+        <w:rPr>
+          <w:b/>
+        </w:rPr>
+        <w:t>Vestigial Structures</w:t>
+      </w:r>
+      <w:r>
+        <w:t xml:space="preserve"> and provide two examples from the human body.</w:t>
+      </w:r>
+    </w:p>
+    <w:p>
+      <w:r>
+        <w:t xml:space="preserve">9. </w:t>
+      </w:r>
+      <w:r>
+        <w:t xml:space="preserve">How does </w:t>
+      </w:r>
+      <w:r>
+        <w:rPr>
+          <w:b/>
+        </w:rPr>
+        <w:t>Comparative Embryology</w:t>
+      </w:r>
+      <w:r>
+        <w:t xml:space="preserve"> support the theory of common descent?</w:t>
+      </w:r>
+    </w:p>
+    <w:p>
+      <w:r>
+        <w:t xml:space="preserve">10. </w:t>
+      </w:r>
+      <w:r>
+        <w:t xml:space="preserve">What is the role of </w:t>
+      </w:r>
+      <w:r>
+        <w:rPr>
+          <w:b/>
+        </w:rPr>
+        <w:t>Genetic Variation</w:t>
+      </w:r>
+      <w:r>
+        <w:t xml:space="preserve"> (mutations and sexual reproduction) in evolution?</w:t>
+      </w:r>
+    </w:p>
+    <w:p>
+      <w:r>
+        <w:t xml:space="preserve">11. </w:t>
+      </w:r>
+      <w:r>
+        <w:t xml:space="preserve">Describe the process of </w:t>
+      </w:r>
+      <w:r>
+        <w:rPr>
+          <w:b/>
+        </w:rPr>
+        <w:t>Speciation</w:t>
+      </w:r>
+      <w:r>
+        <w:t xml:space="preserve"> and identify common reproductive barriers.</w:t>
+      </w:r>
+    </w:p>
+    <w:p>
+      <w:r>
+        <w:t xml:space="preserve">12. </w:t>
+      </w:r>
+      <w:r>
+        <w:t xml:space="preserve">Contrast </w:t>
+      </w:r>
+      <w:r>
+        <w:rPr>
+          <w:b/>
+        </w:rPr>
+        <w:t>Microevolution</w:t>
+      </w:r>
+      <w:r>
+        <w:t xml:space="preserve"> and </w:t>
+      </w:r>
+      <w:r>
+        <w:rPr>
+          <w:b/>
+        </w:rPr>
+        <w:t>Macroevolution</w:t>
+      </w:r>
+      <w:r>
+        <w:t>.</w:t>
+      </w:r>
+    </w:p>
+    <w:p>
+      <w:r>
+        <w:t xml:space="preserve">13. </w:t>
+      </w:r>
+      <w:r>
+        <w:t xml:space="preserve">Explain how </w:t>
+      </w:r>
+      <w:r>
+        <w:rPr>
+          <w:b/>
+        </w:rPr>
+        <w:t>Molecular Biology</w:t>
+      </w:r>
+      <w:r>
+        <w:t xml:space="preserve"> (DNA sequencing) provides the strongest evidence for evolutionary relationships.</w:t>
+      </w:r>
+    </w:p>
+    <w:p>
+      <w:r>
+        <w:t xml:space="preserve">14. </w:t>
+      </w:r>
+      <w:r>
+        <w:t>What are the major mechanisms of evolution besides natural selection (e.g., genetic drift, gene flow)?</w:t>
+      </w:r>
+    </w:p>
+    <w:p>
+      <w:r>
+        <w:t xml:space="preserve">15. </w:t>
+      </w:r>
+      <w:r>
+        <w:t xml:space="preserve">How does </w:t>
+      </w:r>
+      <w:r>
+        <w:rPr>
+          <w:b/>
+        </w:rPr>
+        <w:t>Biogeography</w:t>
+      </w:r>
+      <w:r>
+        <w:t xml:space="preserve"> explain the distribution of species across the globe?</w:t>
+      </w:r>
+    </w:p>
+    <w:p>
+      <w:r>
+        <w:t xml:space="preserve">16. </w:t>
+      </w:r>
+      <w:r>
+        <w:t xml:space="preserve">Describe the concept of a </w:t>
+      </w:r>
+      <w:r>
+        <w:rPr>
+          <w:b/>
+        </w:rPr>
+        <w:t>Common Ancestor</w:t>
+      </w:r>
+      <w:r>
+        <w:t xml:space="preserve"> and its relationship to the tree of life.</w:t>
+      </w:r>
+    </w:p>
+    <w:p>
+      <w:r>
+        <w:t xml:space="preserve">17. </w:t>
+      </w:r>
+      <w:r>
+        <w:t xml:space="preserve">What are the primary causes of </w:t>
+      </w:r>
+      <w:r>
+        <w:rPr>
+          <w:b/>
+        </w:rPr>
+        <w:t>Mass Extinctions</w:t>
+      </w:r>
+      <w:r>
+        <w:t>, and how do they impact subsequent evolutionary trends?</w:t>
+      </w:r>
+    </w:p>
+    <w:p>
+      <w:r>
+        <w:t xml:space="preserve">18. </w:t>
+      </w:r>
+      <w:r>
+        <w:t xml:space="preserve">Explain the importance of </w:t>
+      </w:r>
+      <w:r>
+        <w:rPr>
+          <w:b/>
+        </w:rPr>
+        <w:t>Evolution</w:t>
+      </w:r>
+      <w:r>
+        <w:t xml:space="preserve"> as the unifying theory of all biology.</w:t>
       </w:r>
     </w:p>
     <w:sectPr>
